--- a/bai-pr/2026/07/01-angiangtv-chuyen-doi-so-mien-tay.docx
+++ b/bai-pr/2026/07/01-angiangtv-chuyen-doi-so-mien-tay.docx
@@ -85,7 +85,7 @@
         <w:spacing w:after="200"/>
         <w:jc w:val="both"/>
       </w:pPr>
-      <w:hyperlink w:history="1" r:id="rIdiedc-v74t5utnb_pnx_ie">
+      <w:hyperlink w:history="1" r:id="rIdocllt36tpgrbcwsrjyn9t">
         <w:r>
           <w:rPr>
             <w:rStyle w:val="Hyperlink"/>
@@ -166,7 +166,20 @@
         <w:jc w:val="both"/>
       </w:pPr>
       <w:r>
-        <w:t xml:space="preserve">Đứng sau chiến lược phát triển của Digicom là ông Đỗ Xuân Hiếu, Giám đốc công ty (CÔNG TY TNHH DỊCH VỤ TRUYỀN THÔNG DIGITO COMBAT), người có gần 15 năm kinh nghiệm trong lĩnh vực truyền thông và marketing. Theo ông Hiếu, phần lớn doanh nghiệp nhỏ và vừa ở các tỉnh thành ngoài Hà Nội và TP.HCM không thiếu ý tưởng làm marketing, mà thiếu nhân sự để thực hiện đều đặn. Đây là lý do Digicom xây dựng quy trình automation để một website vận hành trơn tru mà không cần đội ngũ lớn túc trực.</w:t>
+        <w:t xml:space="preserve">Đứng sau chiến lược phát triển của Digicom là ông </w:t>
+      </w:r>
+      <w:hyperlink w:history="1" r:id="rIde0haqu4pjxr3ewrnskd45">
+        <w:r>
+          <w:rPr>
+            <w:rStyle w:val="Hyperlink"/>
+            <w:b/>
+            <w:bCs/>
+          </w:rPr>
+          <w:t xml:space="preserve">Đỗ Xuân Hiếu</w:t>
+        </w:r>
+      </w:hyperlink>
+      <w:r>
+        <w:t xml:space="preserve">, Giám đốc công ty (CÔNG TY TNHH DỊCH VỤ TRUYỀN THÔNG DIGITO COMBAT), người có gần 15 năm kinh nghiệm trong lĩnh vực truyền thông và marketing. Theo ông Hiếu, phần lớn doanh nghiệp nhỏ và vừa ở các tỉnh thành ngoài Hà Nội và TP.HCM không thiếu ý tưởng làm marketing, mà thiếu nhân sự để thực hiện đều đặn. Đây là lý do Digicom xây dựng quy trình automation để một website vận hành trơn tru mà không cần đội ngũ lớn túc trực.</w:t>
       </w:r>
     </w:p>
     <w:p>
@@ -245,20 +258,7 @@
         <w:jc w:val="both"/>
       </w:pPr>
       <w:r>
-        <w:t xml:space="preserve">Một trong những khách hàng đã sử dụng dịch vụ của Digicom là </w:t>
-      </w:r>
-      <w:hyperlink w:history="1" r:id="rIdwhnehgs6ztodxfye42yur">
-        <w:r>
-          <w:rPr>
-            <w:rStyle w:val="Hyperlink"/>
-            <w:b/>
-            <w:bCs/>
-          </w:rPr>
-          <w:t xml:space="preserve">ICD Việt Nam</w:t>
-        </w:r>
-      </w:hyperlink>
-      <w:r>
-        <w:t xml:space="preserve">, doanh nghiệp hoạt động trong lĩnh vực vật tư đóng gói công nghiệp. ICD Việt Nam sử dụng website và quy trình marketing, truyền thông automation do Digicom xây dựng. Ông Lê Văn Thăng, Giám đốc ICD Việt Nam, chia sẻ ông hài lòng vì sau khi áp dụng automation, đội ngũ nội bộ không còn phải xử lý thủ công nhiều công việc lặp lại như trước, giúp tiết kiệm đáng kể thời gian và nhân lực.</w:t>
+        <w:t xml:space="preserve">Một trong những khách hàng đã sử dụng dịch vụ của Digicom là ICD Việt Nam, doanh nghiệp hoạt động trong lĩnh vực vật tư đóng gói công nghiệp. ICD Việt Nam sử dụng website và quy trình marketing, truyền thông automation do Digicom xây dựng. Ông Lê Văn Thăng, Giám đốc ICD Việt Nam, chia sẻ ông hài lòng vì sau khi áp dụng automation, đội ngũ nội bộ không còn phải xử lý thủ công nhiều công việc lặp lại như trước, giúp tiết kiệm đáng kể thời gian và nhân lực.</w:t>
       </w:r>
     </w:p>
     <w:p>

--- a/bai-pr/2026/07/01-angiangtv-chuyen-doi-so-mien-tay.docx
+++ b/bai-pr/2026/07/01-angiangtv-chuyen-doi-so-mien-tay.docx
@@ -7,7 +7,7 @@
         <w:pStyle w:val="Heading1"/>
       </w:pPr>
       <w:r>
-        <w:t xml:space="preserve">DigicomVN ứng dụng AI vào website và automation truyền thông, giúp doanh nghiệp miền Tây tiết kiệm chi phí vận hành</w:t>
+        <w:t xml:space="preserve">DigicomVN ứng dụng AI vào website và automation truyền thông, giúp doanh nghiệp tiết kiệm chi phí vận hành</w:t>
       </w:r>
     </w:p>
     <w:p>
@@ -20,7 +20,7 @@
           <wp:inline distT="0" distB="0" distL="0" distR="0">
             <wp:extent cx="4572000" cy="3048000"/>
             <wp:effectExtent t="0" r="0" b="0" l="0"/>
-            <wp:docPr id="1" name="Anh minh hoa" descr="Ảnh minh họa: Chợ nổi Cần Thơ, khu vực Đồng bằng sông Cửu Long, nơi nhiều doanh nghiệp nhỏ và vừa đang tìm cách tối ưu chi phí vận hành." title="Anh minh hoa"/>
+            <wp:docPr id="1" name="Anh minh hoa" descr="Ảnh minh họa: Doanh nghiệp sản xuất, vật tư công nghiệp là một trong những nhóm khách hàng của Digicom." title="Anh minh hoa"/>
             <wp:cNvGraphicFramePr>
               <a:graphicFrameLocks xmlns:a="http://schemas.openxmlformats.org/drawingml/2006/main" noChangeAspect="1"/>
             </wp:cNvGraphicFramePr>
@@ -68,7 +68,7 @@
           <w:sz w:val="20"/>
           <w:szCs w:val="20"/>
         </w:rPr>
-        <w:t xml:space="preserve">Ảnh minh họa: Chợ nổi Cần Thơ, khu vực Đồng bằng sông Cửu Long, nơi nhiều doanh nghiệp nhỏ và vừa đang tìm cách tối ưu chi phí vận hành.</w:t>
+        <w:t xml:space="preserve">Ảnh minh họa: Doanh nghiệp sản xuất, vật tư công nghiệp là một trong những nhóm khách hàng của Digicom.</w:t>
       </w:r>
     </w:p>
     <w:p>
@@ -77,7 +77,7 @@
         <w:jc w:val="both"/>
       </w:pPr>
       <w:r>
-        <w:t xml:space="preserve">Không ít doanh nghiệp nhỏ và vừa tại khu vực Đồng bằng sông Cửu Long đang gặp một bài toán chung: đội ngũ nhân sự mỏng, chi phí vận hành marketing tăng dần, trong khi website và các kênh truyền thông vẫn phải cập nhật đều đặn để giữ khách hàng. Nhu cầu về một giải pháp giúp làm được nhiều việc hơn với ít nhân lực hơn đang trở nên cấp thiết. Theo Tổng cục Thống kê, tính đến đầu năm 2026, Việt Nam có hơn 900.000 doanh nghiệp đang hoạt động, trong đó hơn 97% là doanh nghiệp nhỏ và vừa, phần lớn có đội ngũ nhân sự dưới 50 người. Trong khi đó, số liệu công bố trên VnEconomy cho thấy tỷ lệ doanh nghiệp Việt Nam có website chỉ đạt khoảng 44%, gần như không tăng trưởng trong nhiều năm liền, một phần vì thiếu nhân sự duy trì.</w:t>
+        <w:t xml:space="preserve">Không ít doanh nghiệp nhỏ và vừa tại các tỉnh thành ngoài Hà Nội, TP.HCM đang gặp một bài toán chung: đội ngũ nhân sự mỏng, chi phí vận hành marketing tăng dần, trong khi website và các kênh truyền thông vẫn phải cập nhật đều đặn để giữ khách hàng. Nhu cầu về một giải pháp giúp làm được nhiều việc hơn với ít nhân lực hơn đang trở nên cấp thiết. Theo Tổng cục Thống kê, tính đến đầu năm 2026, Việt Nam có hơn 900.000 doanh nghiệp đang hoạt động, trong đó hơn 97% là doanh nghiệp nhỏ và vừa, phần lớn có đội ngũ nhân sự dưới 50 người. Trong khi đó, số liệu công bố trên VnEconomy cho thấy tỷ lệ doanh nghiệp Việt Nam có website chỉ đạt khoảng 44%, gần như không tăng trưởng trong nhiều năm liền, một phần vì thiếu nhân sự duy trì.</w:t>
       </w:r>
     </w:p>
     <w:p>
@@ -85,7 +85,7 @@
         <w:spacing w:after="200"/>
         <w:jc w:val="both"/>
       </w:pPr>
-      <w:hyperlink w:history="1" r:id="rIdocllt36tpgrbcwsrjyn9t">
+      <w:hyperlink w:history="1" r:id="rIdgs-lfngm2-t8-ybvvrl0t">
         <w:r>
           <w:rPr>
             <w:rStyle w:val="Hyperlink"/>
@@ -168,7 +168,7 @@
       <w:r>
         <w:t xml:space="preserve">Đứng sau chiến lược phát triển của Digicom là ông </w:t>
       </w:r>
-      <w:hyperlink w:history="1" r:id="rIde0haqu4pjxr3ewrnskd45">
+      <w:hyperlink w:history="1" r:id="rIdkvoj8sc_5p1oju2yy0lns">
         <w:r>
           <w:rPr>
             <w:rStyle w:val="Hyperlink"/>
@@ -346,7 +346,7 @@
         <w:jc w:val="both"/>
       </w:pPr>
       <w:r>
-        <w:t xml:space="preserve">Đại diện Digicom cho biết, khu vực Đồng bằng sông Cửu Long đang có làn sóng doanh nghiệp trẻ khởi nghiệp trong lĩnh vực nông sản, thực phẩm chế biến và dịch vụ, những ngành thường có đội ngũ nhân sự hạn chế. Với các doanh nghiệp này, việc có một website vận hành ổn định cùng quy trình truyền thông tự động hoá giúp tiết kiệm đáng kể chi phí nhân sự so với việc tự xây dựng đội ngũ marketing riêng.</w:t>
+        <w:t xml:space="preserve">Đại diện Digicom cho biết, nhóm khách hàng mà công ty hướng đến chủ yếu là doanh nghiệp sản xuất, thương mại và dịch vụ có quy mô vừa và nhỏ, đội ngũ nhân sự hạn chế nhưng vẫn cần duy trì website và hoạt động truyền thông ổn định. Với nhóm doanh nghiệp này, việc có một website vận hành trơn tru cùng quy trình truyền thông tự động hoá giúp tiết kiệm đáng kể chi phí nhân sự so với việc tự xây dựng đội ngũ marketing riêng.</w:t>
       </w:r>
     </w:p>
     <w:p>
@@ -416,7 +416,7 @@
         <w:jc w:val="both"/>
       </w:pPr>
       <w:r>
-        <w:t xml:space="preserve">Với định hướng tập trung vào website và automation truyền thông thay vì dàn trải nhiều dịch vụ, Digicom đặt mục tiêu trở thành đối tác giúp doanh nghiệp nhỏ và vừa tối ưu năng suất lao động, bắt đầu từ những thị trường còn nhiều dư địa phát triển như khu vực Đồng bằng sông Cửu Long.</w:t>
+        <w:t xml:space="preserve">Với định hướng tập trung vào website và automation truyền thông thay vì dàn trải nhiều dịch vụ, Digicom đặt mục tiêu trở thành đối tác giúp doanh nghiệp nhỏ và vừa tối ưu năng suất lao động, không phân biệt quy mô hay khu vực hoạt động.</w:t>
       </w:r>
     </w:p>
     <w:sectPr>

--- a/bai-pr/2026/07/01-angiangtv-chuyen-doi-so-mien-tay.docx
+++ b/bai-pr/2026/07/01-angiangtv-chuyen-doi-so-mien-tay.docx
@@ -77,15 +77,42 @@
         <w:jc w:val="both"/>
       </w:pPr>
       <w:r>
-        <w:t xml:space="preserve">Không ít doanh nghiệp nhỏ và vừa tại các tỉnh thành ngoài Hà Nội, TP.HCM đang gặp một bài toán chung: đội ngũ nhân sự mỏng, chi phí vận hành marketing tăng dần, trong khi website và các kênh truyền thông vẫn phải cập nhật đều đặn để giữ khách hàng. Nhu cầu về một giải pháp giúp làm được nhiều việc hơn với ít nhân lực hơn đang trở nên cấp thiết. Theo Tổng cục Thống kê, tính đến đầu năm 2026, Việt Nam có hơn 900.000 doanh nghiệp đang hoạt động, trong đó hơn 97% là doanh nghiệp nhỏ và vừa, phần lớn có đội ngũ nhân sự dưới 50 người. Trong khi đó, số liệu công bố trên VnEconomy cho thấy tỷ lệ doanh nghiệp Việt Nam có website chỉ đạt khoảng 44%, gần như không tăng trưởng trong nhiều năm liền, một phần vì thiếu nhân sự duy trì.</w:t>
-      </w:r>
-    </w:p>
-    <w:p>
-      <w:pPr>
-        <w:spacing w:after="200"/>
-        <w:jc w:val="both"/>
-      </w:pPr>
-      <w:hyperlink w:history="1" r:id="rIdgs-lfngm2-t8-ybvvrl0t">
+        <w:t xml:space="preserve">Không ít doanh nghiệp nhỏ và vừa tại các tỉnh thành ngoài Hà Nội, TP.HCM đang gặp một bài toán chung: đội ngũ nhân sự mỏng, chi phí vận hành marketing tăng dần, trong khi website và các kênh truyền thông vẫn phải cập nhật đều đặn để giữ khách hàng.</w:t>
+      </w:r>
+    </w:p>
+    <w:p>
+      <w:pPr>
+        <w:spacing w:after="200"/>
+        <w:jc w:val="both"/>
+      </w:pPr>
+      <w:r>
+        <w:t xml:space="preserve">Nhu cầu về một giải pháp giúp làm được nhiều việc hơn với ít nhân lực hơn đang trở nên cấp thiết.</w:t>
+      </w:r>
+    </w:p>
+    <w:p>
+      <w:pPr>
+        <w:spacing w:after="200"/>
+        <w:jc w:val="both"/>
+      </w:pPr>
+      <w:r>
+        <w:t xml:space="preserve">Theo Tổng cục Thống kê, tính đến đầu năm 2026, Việt Nam có hơn 900.000 doanh nghiệp đang hoạt động, trong đó hơn 97% là doanh nghiệp nhỏ và vừa, phần lớn có đội ngũ nhân sự dưới 50 người.</w:t>
+      </w:r>
+    </w:p>
+    <w:p>
+      <w:pPr>
+        <w:spacing w:after="200"/>
+        <w:jc w:val="both"/>
+      </w:pPr>
+      <w:r>
+        <w:t xml:space="preserve">Trong khi đó, số liệu công bố trên VnEconomy cho thấy tỷ lệ doanh nghiệp Việt Nam có website chỉ đạt khoảng 44%, gần như không tăng trưởng trong nhiều năm liền, một phần vì thiếu nhân sự duy trì.</w:t>
+      </w:r>
+    </w:p>
+    <w:p>
+      <w:pPr>
+        <w:spacing w:after="200"/>
+        <w:jc w:val="both"/>
+      </w:pPr>
+      <w:hyperlink w:history="1" r:id="rId0qthsal5r7n_e53qxnran">
         <w:r>
           <w:rPr>
             <w:rStyle w:val="Hyperlink"/>
@@ -96,7 +123,16 @@
         </w:r>
       </w:hyperlink>
       <w:r>
-        <w:t xml:space="preserve"> là một trong những cái tên đang được nhắc đến với hướng đi khá cụ thể: làm website và xây dựng quy trình marketing, truyền thông tự động hoá (automation) bằng trí tuệ nhân tạo (AI). Thay vì cung cấp một danh mục dịch vụ dàn trải, Digicom tập trung giúp doanh nghiệp tiết kiệm nhân sự, chi phí và tối ưu năng suất lao động thông qua việc tự động hoá những công việc lặp đi lặp lại trong vận hành website và truyền thông hằng ngày.</w:t>
+        <w:t xml:space="preserve"> là một trong những cái tên đang được nhắc đến với hướng đi khá cụ thể: làm website và xây dựng quy trình marketing, truyền thông tự động hoá (automation) bằng trí tuệ nhân tạo (AI).</w:t>
+      </w:r>
+    </w:p>
+    <w:p>
+      <w:pPr>
+        <w:spacing w:after="200"/>
+        <w:jc w:val="both"/>
+      </w:pPr>
+      <w:r>
+        <w:t xml:space="preserve">Thay vì cung cấp một danh mục dịch vụ dàn trải, Digicom tập trung giúp doanh nghiệp tiết kiệm nhân sự, chi phí và tối ưu năng suất lao động thông qua việc tự động hoá những công việc lặp đi lặp lại trong vận hành website và truyền thông hằng ngày.</w:t>
       </w:r>
     </w:p>
     <w:p>
@@ -168,7 +204,7 @@
       <w:r>
         <w:t xml:space="preserve">Đứng sau chiến lược phát triển của Digicom là ông </w:t>
       </w:r>
-      <w:hyperlink w:history="1" r:id="rIdkvoj8sc_5p1oju2yy0lns">
+      <w:hyperlink w:history="1" r:id="rIdyepzhyiate6ibq9c2irvp">
         <w:r>
           <w:rPr>
             <w:rStyle w:val="Hyperlink"/>
@@ -179,16 +215,52 @@
         </w:r>
       </w:hyperlink>
       <w:r>
-        <w:t xml:space="preserve">, Giám đốc công ty (CÔNG TY TNHH DỊCH VỤ TRUYỀN THÔNG DIGITO COMBAT), người có gần 15 năm kinh nghiệm trong lĩnh vực truyền thông và marketing. Theo ông Hiếu, phần lớn doanh nghiệp nhỏ và vừa ở các tỉnh thành ngoài Hà Nội và TP.HCM không thiếu ý tưởng làm marketing, mà thiếu nhân sự để thực hiện đều đặn. Đây là lý do Digicom xây dựng quy trình automation để một website vận hành trơn tru mà không cần đội ngũ lớn túc trực.</w:t>
-      </w:r>
-    </w:p>
-    <w:p>
-      <w:pPr>
-        <w:spacing w:after="200"/>
-        <w:jc w:val="both"/>
-      </w:pPr>
-      <w:r>
-        <w:t xml:space="preserve">Cụ thể, theo ông Hiếu, AI được ứng dụng vào các khâu như tự động cập nhật nội dung theo lịch, tự động tổng hợp báo cáo hiệu quả truyền thông, và hỗ trợ đội ngũ marketing xử lý khối lượng công việc lớn trong thời gian ngắn hơn. Nhờ vậy, một doanh nghiệp có thể duy trì website và các hoạt động truyền thông ổn định mà không cần tuyển thêm nhân sự cho từng đầu việc nhỏ lẻ. Theo ước tính của McKinsey, việc ứng dụng AI vào tự động hoá các quy trình thủ công có thể giúp doanh nghiệp tiết kiệm trung bình 30 đến 40% chi phí vận hành, một con số đáng cân nhắc với các doanh nghiệp nhỏ đang phải tính toán từng khoản chi.</w:t>
+        <w:t xml:space="preserve">, Giám đốc công ty (CÔNG TY TNHH DỊCH VỤ TRUYỀN THÔNG DIGITO COMBAT), người có gần 15 năm kinh nghiệm trong lĩnh vực truyền thông và marketing.</w:t>
+      </w:r>
+    </w:p>
+    <w:p>
+      <w:pPr>
+        <w:spacing w:after="200"/>
+        <w:jc w:val="both"/>
+      </w:pPr>
+      <w:r>
+        <w:t xml:space="preserve">Theo ông Hiếu, phần lớn doanh nghiệp nhỏ và vừa ở các tỉnh thành ngoài Hà Nội và TP.HCM không thiếu ý tưởng làm marketing, mà thiếu nhân sự để thực hiện đều đặn.</w:t>
+      </w:r>
+    </w:p>
+    <w:p>
+      <w:pPr>
+        <w:spacing w:after="200"/>
+        <w:jc w:val="both"/>
+      </w:pPr>
+      <w:r>
+        <w:t xml:space="preserve">Đây là lý do Digicom xây dựng quy trình automation để một website vận hành trơn tru mà không cần đội ngũ lớn túc trực.</w:t>
+      </w:r>
+    </w:p>
+    <w:p>
+      <w:pPr>
+        <w:spacing w:after="200"/>
+        <w:jc w:val="both"/>
+      </w:pPr>
+      <w:r>
+        <w:t xml:space="preserve">Cụ thể, theo ông Hiếu, AI được ứng dụng vào các khâu như tự động cập nhật nội dung theo lịch, tự động tổng hợp báo cáo hiệu quả truyền thông, và hỗ trợ đội ngũ marketing xử lý khối lượng công việc lớn trong thời gian ngắn hơn.</w:t>
+      </w:r>
+    </w:p>
+    <w:p>
+      <w:pPr>
+        <w:spacing w:after="200"/>
+        <w:jc w:val="both"/>
+      </w:pPr>
+      <w:r>
+        <w:t xml:space="preserve">Nhờ vậy, một doanh nghiệp có thể duy trì website và các hoạt động truyền thông ổn định mà không cần tuyển thêm nhân sự cho từng đầu việc nhỏ lẻ.</w:t>
+      </w:r>
+    </w:p>
+    <w:p>
+      <w:pPr>
+        <w:spacing w:after="200"/>
+        <w:jc w:val="both"/>
+      </w:pPr>
+      <w:r>
+        <w:t xml:space="preserve">Theo ước tính của McKinsey, việc ứng dụng AI vào tự động hoá các quy trình thủ công có thể giúp doanh nghiệp tiết kiệm trung bình 30 đến 40% chi phí vận hành, một con số đáng cân nhắc với các doanh nghiệp nhỏ đang phải tính toán từng khoản chi.</w:t>
       </w:r>
     </w:p>
     <w:p>
@@ -258,16 +330,43 @@
         <w:jc w:val="both"/>
       </w:pPr>
       <w:r>
-        <w:t xml:space="preserve">Một trong những khách hàng đã sử dụng dịch vụ của Digicom là ICD Việt Nam, doanh nghiệp hoạt động trong lĩnh vực vật tư đóng gói công nghiệp. ICD Việt Nam sử dụng website và quy trình marketing, truyền thông automation do Digicom xây dựng. Ông Lê Văn Thăng, Giám đốc ICD Việt Nam, chia sẻ ông hài lòng vì sau khi áp dụng automation, đội ngũ nội bộ không còn phải xử lý thủ công nhiều công việc lặp lại như trước, giúp tiết kiệm đáng kể thời gian và nhân lực.</w:t>
-      </w:r>
-    </w:p>
-    <w:p>
-      <w:pPr>
-        <w:spacing w:after="200"/>
-        <w:jc w:val="both"/>
-      </w:pPr>
-      <w:r>
-        <w:t xml:space="preserve">Theo ông Thăng, trước đây website của ICD Việt Nam gần như phải cập nhật thủ công từng phần, tốn nhiều thời gian của nhân sự phụ trách. Sau khi Digicom xây dựng lại website và thiết lập quy trình automation cho khâu truyền thông, công việc vận hành hằng ngày giảm tải rõ rệt, trong khi website vẫn được cập nhật đều đặn. Ông đánh giá cao việc Digicom chủ động báo cáo tiến độ và giải thích rõ ràng từng thay đổi kỹ thuật.</w:t>
+        <w:t xml:space="preserve">Một trong những khách hàng đã sử dụng dịch vụ của Digicom là ICD Việt Nam, doanh nghiệp hoạt động trong lĩnh vực vật tư đóng gói công nghiệp. ICD Việt Nam sử dụng website và quy trình marketing, truyền thông automation do Digicom xây dựng.</w:t>
+      </w:r>
+    </w:p>
+    <w:p>
+      <w:pPr>
+        <w:spacing w:after="200"/>
+        <w:jc w:val="both"/>
+      </w:pPr>
+      <w:r>
+        <w:t xml:space="preserve">Ông Lê Văn Thăng, Giám đốc ICD Việt Nam, chia sẻ ông hài lòng vì sau khi áp dụng automation, đội ngũ nội bộ không còn phải xử lý thủ công nhiều công việc lặp lại như trước, giúp tiết kiệm đáng kể thời gian và nhân lực.</w:t>
+      </w:r>
+    </w:p>
+    <w:p>
+      <w:pPr>
+        <w:spacing w:after="200"/>
+        <w:jc w:val="both"/>
+      </w:pPr>
+      <w:r>
+        <w:t xml:space="preserve">Theo ông Thăng, trước đây website của ICD Việt Nam gần như phải cập nhật thủ công từng phần, tốn nhiều thời gian của nhân sự phụ trách.</w:t>
+      </w:r>
+    </w:p>
+    <w:p>
+      <w:pPr>
+        <w:spacing w:after="200"/>
+        <w:jc w:val="both"/>
+      </w:pPr>
+      <w:r>
+        <w:t xml:space="preserve">Sau khi Digicom xây dựng lại website và thiết lập quy trình automation cho khâu truyền thông, công việc vận hành hằng ngày giảm tải rõ rệt, trong khi website vẫn được cập nhật đều đặn.</w:t>
+      </w:r>
+    </w:p>
+    <w:p>
+      <w:pPr>
+        <w:spacing w:after="200"/>
+        <w:jc w:val="both"/>
+      </w:pPr>
+      <w:r>
+        <w:t xml:space="preserve">Ông đánh giá cao việc Digicom chủ động báo cáo tiến độ và giải thích rõ ràng từng thay đổi kỹ thuật.</w:t>
       </w:r>
     </w:p>
     <w:p>
@@ -337,16 +436,34 @@
         <w:jc w:val="both"/>
       </w:pPr>
       <w:r>
-        <w:t xml:space="preserve">Ông Hiếu cho biết thêm, một phần việc mà nhiều doanh nghiệp nhỏ hay bỏ sót là đăng bài giới thiệu thương hiệu trên báo chí. Digicom hỗ trợ mảng này như một phần của quy trình truyền thông automation, giúp doanh nghiệp duy trì hiện diện trên báo chí mà không cần có bộ phận quan hệ báo chí riêng.</w:t>
-      </w:r>
-    </w:p>
-    <w:p>
-      <w:pPr>
-        <w:spacing w:after="200"/>
-        <w:jc w:val="both"/>
-      </w:pPr>
-      <w:r>
-        <w:t xml:space="preserve">Đại diện Digicom cho biết, nhóm khách hàng mà công ty hướng đến chủ yếu là doanh nghiệp sản xuất, thương mại và dịch vụ có quy mô vừa và nhỏ, đội ngũ nhân sự hạn chế nhưng vẫn cần duy trì website và hoạt động truyền thông ổn định. Với nhóm doanh nghiệp này, việc có một website vận hành trơn tru cùng quy trình truyền thông tự động hoá giúp tiết kiệm đáng kể chi phí nhân sự so với việc tự xây dựng đội ngũ marketing riêng.</w:t>
+        <w:t xml:space="preserve">Ông Hiếu cho biết thêm, một phần việc mà nhiều doanh nghiệp nhỏ hay bỏ sót là đăng bài giới thiệu thương hiệu trên báo chí.</w:t>
+      </w:r>
+    </w:p>
+    <w:p>
+      <w:pPr>
+        <w:spacing w:after="200"/>
+        <w:jc w:val="both"/>
+      </w:pPr>
+      <w:r>
+        <w:t xml:space="preserve">Digicom hỗ trợ mảng này như một phần của quy trình truyền thông automation, giúp doanh nghiệp duy trì hiện diện trên báo chí mà không cần có bộ phận quan hệ báo chí riêng.</w:t>
+      </w:r>
+    </w:p>
+    <w:p>
+      <w:pPr>
+        <w:spacing w:after="200"/>
+        <w:jc w:val="both"/>
+      </w:pPr>
+      <w:r>
+        <w:t xml:space="preserve">Đại diện Digicom cho biết, nhóm khách hàng mà công ty hướng đến chủ yếu là doanh nghiệp sản xuất, thương mại và dịch vụ có quy mô vừa và nhỏ, đội ngũ nhân sự hạn chế nhưng vẫn cần duy trì website và hoạt động truyền thông ổn định.</w:t>
+      </w:r>
+    </w:p>
+    <w:p>
+      <w:pPr>
+        <w:spacing w:after="200"/>
+        <w:jc w:val="both"/>
+      </w:pPr>
+      <w:r>
+        <w:t xml:space="preserve">Với nhóm doanh nghiệp này, việc có một website vận hành trơn tru cùng quy trình truyền thông tự động hoá giúp tiết kiệm đáng kể chi phí nhân sự so với việc tự xây dựng đội ngũ marketing riêng.</w:t>
       </w:r>
     </w:p>
     <w:p>

--- a/bai-pr/2026/07/01-angiangtv-chuyen-doi-so-mien-tay.docx
+++ b/bai-pr/2026/07/01-angiangtv-chuyen-doi-so-mien-tay.docx
@@ -20,7 +20,7 @@
           <wp:inline distT="0" distB="0" distL="0" distR="0">
             <wp:extent cx="4572000" cy="3048000"/>
             <wp:effectExtent t="0" r="0" b="0" l="0"/>
-            <wp:docPr id="1" name="Anh minh hoa" descr="Ảnh minh họa: Doanh nghiệp sản xuất, vật tư công nghiệp là một trong những nhóm khách hàng của Digicom." title="Anh minh hoa"/>
+            <wp:docPr id="1" name="Anh minh hoa" descr="Ảnh minh họa: Một khu công nghiệp tại Việt Nam, nơi tập trung nhiều doanh nghiệp sản xuất, vật tư công nghiệp." title="Anh minh hoa"/>
             <wp:cNvGraphicFramePr>
               <a:graphicFrameLocks xmlns:a="http://schemas.openxmlformats.org/drawingml/2006/main" noChangeAspect="1"/>
             </wp:cNvGraphicFramePr>
@@ -68,7 +68,7 @@
           <w:sz w:val="20"/>
           <w:szCs w:val="20"/>
         </w:rPr>
-        <w:t xml:space="preserve">Ảnh minh họa: Doanh nghiệp sản xuất, vật tư công nghiệp là một trong những nhóm khách hàng của Digicom.</w:t>
+        <w:t xml:space="preserve">Ảnh minh họa: Một khu công nghiệp tại Việt Nam, nơi tập trung nhiều doanh nghiệp sản xuất, vật tư công nghiệp.</w:t>
       </w:r>
     </w:p>
     <w:p>
@@ -112,7 +112,7 @@
         <w:spacing w:after="200"/>
         <w:jc w:val="both"/>
       </w:pPr>
-      <w:hyperlink w:history="1" r:id="rId0qthsal5r7n_e53qxnran">
+      <w:hyperlink w:history="1" r:id="rIdy_dzpckhe-7s4gk4vxisy">
         <w:r>
           <w:rPr>
             <w:rStyle w:val="Hyperlink"/>
@@ -204,7 +204,7 @@
       <w:r>
         <w:t xml:space="preserve">Đứng sau chiến lược phát triển của Digicom là ông </w:t>
       </w:r>
-      <w:hyperlink w:history="1" r:id="rIdyepzhyiate6ibq9c2irvp">
+      <w:hyperlink w:history="1" r:id="rIdqnkobpqrqf75blposiazt">
         <w:r>
           <w:rPr>
             <w:rStyle w:val="Hyperlink"/>

--- a/bai-pr/2026/07/01-angiangtv-chuyen-doi-so-mien-tay.docx
+++ b/bai-pr/2026/07/01-angiangtv-chuyen-doi-so-mien-tay.docx
@@ -73,6 +73,14 @@
     </w:p>
     <w:p>
       <w:pPr>
+        <w:pStyle w:val="Heading2"/>
+      </w:pPr>
+      <w:r>
+        <w:t xml:space="preserve">Bài toán chung của doanh nghiệp nhỏ và vừa</w:t>
+      </w:r>
+    </w:p>
+    <w:p>
+      <w:pPr>
         <w:spacing w:after="200"/>
         <w:jc w:val="both"/>
       </w:pPr>
@@ -109,10 +117,18 @@
     </w:p>
     <w:p>
       <w:pPr>
-        <w:spacing w:after="200"/>
-        <w:jc w:val="both"/>
-      </w:pPr>
-      <w:hyperlink w:history="1" r:id="rIdy_dzpckhe-7s4gk4vxisy">
+        <w:pStyle w:val="Heading2"/>
+      </w:pPr>
+      <w:r>
+        <w:t xml:space="preserve">Giải pháp của Digicom: website và automation</w:t>
+      </w:r>
+    </w:p>
+    <w:p>
+      <w:pPr>
+        <w:spacing w:after="200"/>
+        <w:jc w:val="both"/>
+      </w:pPr>
+      <w:hyperlink w:history="1" r:id="rIdujt2dbsooit6bvkrbxxic">
         <w:r>
           <w:rPr>
             <w:rStyle w:val="Hyperlink"/>
@@ -204,7 +220,7 @@
       <w:r>
         <w:t xml:space="preserve">Đứng sau chiến lược phát triển của Digicom là ông </w:t>
       </w:r>
-      <w:hyperlink w:history="1" r:id="rIdqnkobpqrqf75blposiazt">
+      <w:hyperlink w:history="1" r:id="rIdne2ogbgva19bp0j20o4jd">
         <w:r>
           <w:rPr>
             <w:rStyle w:val="Hyperlink"/>
@@ -326,6 +342,14 @@
     </w:p>
     <w:p>
       <w:pPr>
+        <w:pStyle w:val="Heading2"/>
+      </w:pPr>
+      <w:r>
+        <w:t xml:space="preserve">Case study: ICD Việt Nam</w:t>
+      </w:r>
+    </w:p>
+    <w:p>
+      <w:pPr>
         <w:spacing w:after="200"/>
         <w:jc w:val="both"/>
       </w:pPr>
@@ -450,6 +474,14 @@
     </w:p>
     <w:p>
       <w:pPr>
+        <w:pStyle w:val="Heading2"/>
+      </w:pPr>
+      <w:r>
+        <w:t xml:space="preserve">Định hướng phát triển</w:t>
+      </w:r>
+    </w:p>
+    <w:p>
+      <w:pPr>
         <w:spacing w:after="200"/>
         <w:jc w:val="both"/>
       </w:pPr>
@@ -919,5 +951,22 @@
       <w:szCs w:val="32"/>
     </w:rPr>
   </w:style>
+  <w:style w:type="paragraph" w:styleId="Heading2">
+    <w:name w:val="Heading 2"/>
+    <w:basedOn w:val="Normal"/>
+    <w:next w:val="Normal"/>
+    <w:qFormat/>
+    <w:pPr>
+      <w:spacing w:after="160" w:before="240"/>
+      <w:outlineLvl w:val="1"/>
+    </w:pPr>
+    <w:rPr>
+      <w:rFonts w:ascii="Times New Roman" w:cs="Times New Roman" w:eastAsia="Times New Roman" w:hAnsi="Times New Roman"/>
+      <w:b/>
+      <w:bCs/>
+      <w:sz w:val="26"/>
+      <w:szCs w:val="26"/>
+    </w:rPr>
+  </w:style>
 </w:styles>
 </file>
--- a/bai-pr/2026/07/01-angiangtv-chuyen-doi-so-mien-tay.docx
+++ b/bai-pr/2026/07/01-angiangtv-chuyen-doi-so-mien-tay.docx
@@ -8,6 +8,19 @@
       </w:pPr>
       <w:r>
         <w:t xml:space="preserve">DigicomVN ứng dụng AI vào website và automation truyền thông, giúp doanh nghiệp tiết kiệm chi phí vận hành</w:t>
+      </w:r>
+    </w:p>
+    <w:p>
+      <w:pPr>
+        <w:spacing w:after="240"/>
+        <w:jc w:val="both"/>
+      </w:pPr>
+      <w:r>
+        <w:rPr>
+          <w:b/>
+          <w:bCs/>
+        </w:rPr>
+        <w:t xml:space="preserve">Digicom đang theo đuổi hướng đi tập trung vào hai mảng cốt lõi: làm website và xây dựng quy trình automation truyền thông ứng dụng AI, giúp doanh nghiệp nhỏ và vừa tiết kiệm nhân sự, chi phí vận hành. ICD Việt Nam là một trong những khách hàng đã áp dụng mô hình này.</w:t>
       </w:r>
     </w:p>
     <w:p>
@@ -85,6 +98,10 @@
         <w:jc w:val="both"/>
       </w:pPr>
       <w:r>
+        <w:rPr>
+          <w:b w:val="false"/>
+          <w:bCs w:val="false"/>
+        </w:rPr>
         <w:t xml:space="preserve">Không ít doanh nghiệp nhỏ và vừa tại các tỉnh thành ngoài Hà Nội, TP.HCM đang gặp một bài toán chung: đội ngũ nhân sự mỏng, chi phí vận hành marketing tăng dần, trong khi website và các kênh truyền thông vẫn phải cập nhật đều đặn để giữ khách hàng.</w:t>
       </w:r>
     </w:p>
@@ -94,6 +111,10 @@
         <w:jc w:val="both"/>
       </w:pPr>
       <w:r>
+        <w:rPr>
+          <w:b w:val="false"/>
+          <w:bCs w:val="false"/>
+        </w:rPr>
         <w:t xml:space="preserve">Nhu cầu về một giải pháp giúp làm được nhiều việc hơn với ít nhân lực hơn đang trở nên cấp thiết.</w:t>
       </w:r>
     </w:p>
@@ -103,6 +124,10 @@
         <w:jc w:val="both"/>
       </w:pPr>
       <w:r>
+        <w:rPr>
+          <w:b w:val="false"/>
+          <w:bCs w:val="false"/>
+        </w:rPr>
         <w:t xml:space="preserve">Theo Tổng cục Thống kê, tính đến đầu năm 2026, Việt Nam có hơn 900.000 doanh nghiệp đang hoạt động, trong đó hơn 97% là doanh nghiệp nhỏ và vừa, phần lớn có đội ngũ nhân sự dưới 50 người.</w:t>
       </w:r>
     </w:p>
@@ -112,6 +137,10 @@
         <w:jc w:val="both"/>
       </w:pPr>
       <w:r>
+        <w:rPr>
+          <w:b w:val="false"/>
+          <w:bCs w:val="false"/>
+        </w:rPr>
         <w:t xml:space="preserve">Trong khi đó, số liệu công bố trên VnEconomy cho thấy tỷ lệ doanh nghiệp Việt Nam có website chỉ đạt khoảng 44%, gần như không tăng trưởng trong nhiều năm liền, một phần vì thiếu nhân sự duy trì.</w:t>
       </w:r>
     </w:p>
@@ -128,7 +157,7 @@
         <w:spacing w:after="200"/>
         <w:jc w:val="both"/>
       </w:pPr>
-      <w:hyperlink w:history="1" r:id="rIdujt2dbsooit6bvkrbxxic">
+      <w:hyperlink w:history="1" r:id="rIdyhinldrpxl0hivnobjn0v">
         <w:r>
           <w:rPr>
             <w:rStyle w:val="Hyperlink"/>
@@ -139,6 +168,10 @@
         </w:r>
       </w:hyperlink>
       <w:r>
+        <w:rPr>
+          <w:b w:val="false"/>
+          <w:bCs w:val="false"/>
+        </w:rPr>
         <w:t xml:space="preserve"> là một trong những cái tên đang được nhắc đến với hướng đi khá cụ thể: làm website và xây dựng quy trình marketing, truyền thông tự động hoá (automation) bằng trí tuệ nhân tạo (AI).</w:t>
       </w:r>
     </w:p>
@@ -148,6 +181,10 @@
         <w:jc w:val="both"/>
       </w:pPr>
       <w:r>
+        <w:rPr>
+          <w:b w:val="false"/>
+          <w:bCs w:val="false"/>
+        </w:rPr>
         <w:t xml:space="preserve">Thay vì cung cấp một danh mục dịch vụ dàn trải, Digicom tập trung giúp doanh nghiệp tiết kiệm nhân sự, chi phí và tối ưu năng suất lao động thông qua việc tự động hoá những công việc lặp đi lặp lại trong vận hành website và truyền thông hằng ngày.</w:t>
       </w:r>
     </w:p>
@@ -218,9 +255,13 @@
         <w:jc w:val="both"/>
       </w:pPr>
       <w:r>
+        <w:rPr>
+          <w:b w:val="false"/>
+          <w:bCs w:val="false"/>
+        </w:rPr>
         <w:t xml:space="preserve">Đứng sau chiến lược phát triển của Digicom là ông </w:t>
       </w:r>
-      <w:hyperlink w:history="1" r:id="rIdne2ogbgva19bp0j20o4jd">
+      <w:hyperlink w:history="1" r:id="rIdfli0irbsjvadiinztclxz">
         <w:r>
           <w:rPr>
             <w:rStyle w:val="Hyperlink"/>
@@ -231,6 +272,10 @@
         </w:r>
       </w:hyperlink>
       <w:r>
+        <w:rPr>
+          <w:b w:val="false"/>
+          <w:bCs w:val="false"/>
+        </w:rPr>
         <w:t xml:space="preserve">, Giám đốc công ty (CÔNG TY TNHH DỊCH VỤ TRUYỀN THÔNG DIGITO COMBAT), người có gần 15 năm kinh nghiệm trong lĩnh vực truyền thông và marketing.</w:t>
       </w:r>
     </w:p>
@@ -240,6 +285,10 @@
         <w:jc w:val="both"/>
       </w:pPr>
       <w:r>
+        <w:rPr>
+          <w:b w:val="false"/>
+          <w:bCs w:val="false"/>
+        </w:rPr>
         <w:t xml:space="preserve">Theo ông Hiếu, phần lớn doanh nghiệp nhỏ và vừa ở các tỉnh thành ngoài Hà Nội và TP.HCM không thiếu ý tưởng làm marketing, mà thiếu nhân sự để thực hiện đều đặn.</w:t>
       </w:r>
     </w:p>
@@ -249,6 +298,10 @@
         <w:jc w:val="both"/>
       </w:pPr>
       <w:r>
+        <w:rPr>
+          <w:b w:val="false"/>
+          <w:bCs w:val="false"/>
+        </w:rPr>
         <w:t xml:space="preserve">Đây là lý do Digicom xây dựng quy trình automation để một website vận hành trơn tru mà không cần đội ngũ lớn túc trực.</w:t>
       </w:r>
     </w:p>
@@ -258,6 +311,10 @@
         <w:jc w:val="both"/>
       </w:pPr>
       <w:r>
+        <w:rPr>
+          <w:b w:val="false"/>
+          <w:bCs w:val="false"/>
+        </w:rPr>
         <w:t xml:space="preserve">Cụ thể, theo ông Hiếu, AI được ứng dụng vào các khâu như tự động cập nhật nội dung theo lịch, tự động tổng hợp báo cáo hiệu quả truyền thông, và hỗ trợ đội ngũ marketing xử lý khối lượng công việc lớn trong thời gian ngắn hơn.</w:t>
       </w:r>
     </w:p>
@@ -267,6 +324,10 @@
         <w:jc w:val="both"/>
       </w:pPr>
       <w:r>
+        <w:rPr>
+          <w:b w:val="false"/>
+          <w:bCs w:val="false"/>
+        </w:rPr>
         <w:t xml:space="preserve">Nhờ vậy, một doanh nghiệp có thể duy trì website và các hoạt động truyền thông ổn định mà không cần tuyển thêm nhân sự cho từng đầu việc nhỏ lẻ.</w:t>
       </w:r>
     </w:p>
@@ -276,6 +337,10 @@
         <w:jc w:val="both"/>
       </w:pPr>
       <w:r>
+        <w:rPr>
+          <w:b w:val="false"/>
+          <w:bCs w:val="false"/>
+        </w:rPr>
         <w:t xml:space="preserve">Theo ước tính của McKinsey, việc ứng dụng AI vào tự động hoá các quy trình thủ công có thể giúp doanh nghiệp tiết kiệm trung bình 30 đến 40% chi phí vận hành, một con số đáng cân nhắc với các doanh nghiệp nhỏ đang phải tính toán từng khoản chi.</w:t>
       </w:r>
     </w:p>
@@ -354,6 +419,10 @@
         <w:jc w:val="both"/>
       </w:pPr>
       <w:r>
+        <w:rPr>
+          <w:b w:val="false"/>
+          <w:bCs w:val="false"/>
+        </w:rPr>
         <w:t xml:space="preserve">Một trong những khách hàng đã sử dụng dịch vụ của Digicom là ICD Việt Nam, doanh nghiệp hoạt động trong lĩnh vực vật tư đóng gói công nghiệp. ICD Việt Nam sử dụng website và quy trình marketing, truyền thông automation do Digicom xây dựng.</w:t>
       </w:r>
     </w:p>
@@ -363,6 +432,10 @@
         <w:jc w:val="both"/>
       </w:pPr>
       <w:r>
+        <w:rPr>
+          <w:b w:val="false"/>
+          <w:bCs w:val="false"/>
+        </w:rPr>
         <w:t xml:space="preserve">Ông Lê Văn Thăng, Giám đốc ICD Việt Nam, chia sẻ ông hài lòng vì sau khi áp dụng automation, đội ngũ nội bộ không còn phải xử lý thủ công nhiều công việc lặp lại như trước, giúp tiết kiệm đáng kể thời gian và nhân lực.</w:t>
       </w:r>
     </w:p>
@@ -372,6 +445,10 @@
         <w:jc w:val="both"/>
       </w:pPr>
       <w:r>
+        <w:rPr>
+          <w:b w:val="false"/>
+          <w:bCs w:val="false"/>
+        </w:rPr>
         <w:t xml:space="preserve">Theo ông Thăng, trước đây website của ICD Việt Nam gần như phải cập nhật thủ công từng phần, tốn nhiều thời gian của nhân sự phụ trách.</w:t>
       </w:r>
     </w:p>
@@ -381,6 +458,10 @@
         <w:jc w:val="both"/>
       </w:pPr>
       <w:r>
+        <w:rPr>
+          <w:b w:val="false"/>
+          <w:bCs w:val="false"/>
+        </w:rPr>
         <w:t xml:space="preserve">Sau khi Digicom xây dựng lại website và thiết lập quy trình automation cho khâu truyền thông, công việc vận hành hằng ngày giảm tải rõ rệt, trong khi website vẫn được cập nhật đều đặn.</w:t>
       </w:r>
     </w:p>
@@ -390,6 +471,10 @@
         <w:jc w:val="both"/>
       </w:pPr>
       <w:r>
+        <w:rPr>
+          <w:b w:val="false"/>
+          <w:bCs w:val="false"/>
+        </w:rPr>
         <w:t xml:space="preserve">Ông đánh giá cao việc Digicom chủ động báo cáo tiến độ và giải thích rõ ràng từng thay đổi kỹ thuật.</w:t>
       </w:r>
     </w:p>
@@ -460,6 +545,10 @@
         <w:jc w:val="both"/>
       </w:pPr>
       <w:r>
+        <w:rPr>
+          <w:b w:val="false"/>
+          <w:bCs w:val="false"/>
+        </w:rPr>
         <w:t xml:space="preserve">Ông Hiếu cho biết thêm, một phần việc mà nhiều doanh nghiệp nhỏ hay bỏ sót là đăng bài giới thiệu thương hiệu trên báo chí.</w:t>
       </w:r>
     </w:p>
@@ -469,6 +558,10 @@
         <w:jc w:val="both"/>
       </w:pPr>
       <w:r>
+        <w:rPr>
+          <w:b w:val="false"/>
+          <w:bCs w:val="false"/>
+        </w:rPr>
         <w:t xml:space="preserve">Digicom hỗ trợ mảng này như một phần của quy trình truyền thông automation, giúp doanh nghiệp duy trì hiện diện trên báo chí mà không cần có bộ phận quan hệ báo chí riêng.</w:t>
       </w:r>
     </w:p>
@@ -486,6 +579,10 @@
         <w:jc w:val="both"/>
       </w:pPr>
       <w:r>
+        <w:rPr>
+          <w:b w:val="false"/>
+          <w:bCs w:val="false"/>
+        </w:rPr>
         <w:t xml:space="preserve">Đại diện Digicom cho biết, nhóm khách hàng mà công ty hướng đến chủ yếu là doanh nghiệp sản xuất, thương mại và dịch vụ có quy mô vừa và nhỏ, đội ngũ nhân sự hạn chế nhưng vẫn cần duy trì website và hoạt động truyền thông ổn định.</w:t>
       </w:r>
     </w:p>
@@ -495,6 +592,10 @@
         <w:jc w:val="both"/>
       </w:pPr>
       <w:r>
+        <w:rPr>
+          <w:b w:val="false"/>
+          <w:bCs w:val="false"/>
+        </w:rPr>
         <w:t xml:space="preserve">Với nhóm doanh nghiệp này, việc có một website vận hành trơn tru cùng quy trình truyền thông tự động hoá giúp tiết kiệm đáng kể chi phí nhân sự so với việc tự xây dựng đội ngũ marketing riêng.</w:t>
       </w:r>
     </w:p>
@@ -565,6 +666,10 @@
         <w:jc w:val="both"/>
       </w:pPr>
       <w:r>
+        <w:rPr>
+          <w:b w:val="false"/>
+          <w:bCs w:val="false"/>
+        </w:rPr>
         <w:t xml:space="preserve">Với định hướng tập trung vào website và automation truyền thông thay vì dàn trải nhiều dịch vụ, Digicom đặt mục tiêu trở thành đối tác giúp doanh nghiệp nhỏ và vừa tối ưu năng suất lao động, không phân biệt quy mô hay khu vực hoạt động.</w:t>
       </w:r>
     </w:p>

--- a/bai-pr/2026/07/01-angiangtv-chuyen-doi-so-mien-tay.docx
+++ b/bai-pr/2026/07/01-angiangtv-chuyen-doi-so-mien-tay.docx
@@ -7,7 +7,7 @@
         <w:pStyle w:val="Heading1"/>
       </w:pPr>
       <w:r>
-        <w:t xml:space="preserve">DigicomVN ứng dụng AI vào website và automation truyền thông, giúp doanh nghiệp tiết kiệm chi phí vận hành</w:t>
+        <w:t xml:space="preserve">DigicomVN ứng dụng AI vào dịch vụ truyền thông và booking báo chí, giúp doanh nghiệp tiết kiệm chi phí vận hành</w:t>
       </w:r>
     </w:p>
     <w:p>
@@ -20,7 +20,7 @@
           <w:b/>
           <w:bCs/>
         </w:rPr>
-        <w:t xml:space="preserve">Digicom đang theo đuổi hướng đi tập trung vào hai mảng cốt lõi: làm website và xây dựng quy trình automation truyền thông ứng dụng AI, giúp doanh nghiệp nhỏ và vừa tiết kiệm nhân sự, chi phí vận hành. ICD Việt Nam là một trong những khách hàng đã áp dụng mô hình này.</w:t>
+        <w:t xml:space="preserve">DigicomVN tập trung vào dịch vụ truyền thông, trọng tâm là booking báo chí và PR, kết hợp automation ứng dụng AI để giúp doanh nghiệp nhỏ và vừa tiết kiệm nhân sự, chi phí vận hành. ICD Việt Nam là một trong những khách hàng đã áp dụng mô hình này.</w:t>
       </w:r>
     </w:p>
     <w:p>
@@ -89,59 +89,33 @@
         <w:pStyle w:val="Heading2"/>
       </w:pPr>
       <w:r>
-        <w:t xml:space="preserve">Bài toán chung của doanh nghiệp nhỏ và vừa</w:t>
-      </w:r>
-    </w:p>
-    <w:p>
-      <w:pPr>
-        <w:spacing w:after="200"/>
-        <w:jc w:val="both"/>
-      </w:pPr>
-      <w:r>
-        <w:rPr>
-          <w:b w:val="false"/>
-          <w:bCs w:val="false"/>
-        </w:rPr>
-        <w:t xml:space="preserve">Không ít doanh nghiệp nhỏ và vừa tại các tỉnh thành ngoài Hà Nội, TP.HCM đang gặp một bài toán chung: đội ngũ nhân sự mỏng, chi phí vận hành marketing tăng dần, trong khi website và các kênh truyền thông vẫn phải cập nhật đều đặn để giữ khách hàng.</w:t>
-      </w:r>
-    </w:p>
-    <w:p>
-      <w:pPr>
-        <w:spacing w:after="200"/>
-        <w:jc w:val="both"/>
-      </w:pPr>
-      <w:r>
-        <w:rPr>
-          <w:b w:val="false"/>
-          <w:bCs w:val="false"/>
-        </w:rPr>
-        <w:t xml:space="preserve">Nhu cầu về một giải pháp giúp làm được nhiều việc hơn với ít nhân lực hơn đang trở nên cấp thiết.</w:t>
-      </w:r>
-    </w:p>
-    <w:p>
-      <w:pPr>
-        <w:spacing w:after="200"/>
-        <w:jc w:val="both"/>
-      </w:pPr>
-      <w:r>
-        <w:rPr>
-          <w:b w:val="false"/>
-          <w:bCs w:val="false"/>
-        </w:rPr>
-        <w:t xml:space="preserve">Theo Tổng cục Thống kê, tính đến đầu năm 2026, Việt Nam có hơn 900.000 doanh nghiệp đang hoạt động, trong đó hơn 97% là doanh nghiệp nhỏ và vừa, phần lớn có đội ngũ nhân sự dưới 50 người.</w:t>
-      </w:r>
-    </w:p>
-    <w:p>
-      <w:pPr>
-        <w:spacing w:after="200"/>
-        <w:jc w:val="both"/>
-      </w:pPr>
-      <w:r>
-        <w:rPr>
-          <w:b w:val="false"/>
-          <w:bCs w:val="false"/>
-        </w:rPr>
-        <w:t xml:space="preserve">Trong khi đó, số liệu công bố trên VnEconomy cho thấy tỷ lệ doanh nghiệp Việt Nam có website chỉ đạt khoảng 44%, gần như không tăng trưởng trong nhiều năm liền, một phần vì thiếu nhân sự duy trì.</w:t>
+        <w:t xml:space="preserve">Bài toán truyền thông của doanh nghiệp nhỏ và vừa</w:t>
+      </w:r>
+    </w:p>
+    <w:p>
+      <w:pPr>
+        <w:spacing w:after="200"/>
+        <w:jc w:val="both"/>
+      </w:pPr>
+      <w:r>
+        <w:rPr>
+          <w:b w:val="false"/>
+          <w:bCs w:val="false"/>
+        </w:rPr>
+        <w:t xml:space="preserve">Không ít doanh nghiệp nhỏ và vừa tại các tỉnh thành ngoài Hà Nội, TP.HCM đang gặp một bài toán chung: ngân sách marketing hạn chế, không có đội ngũ quan hệ báo chí riêng, trong khi việc xuất hiện trên báo chí uy tín ngày càng quan trọng để khách hàng và cả các công cụ tìm kiếm nhận diện thương hiệu.</w:t>
+      </w:r>
+    </w:p>
+    <w:p>
+      <w:pPr>
+        <w:spacing w:after="200"/>
+        <w:jc w:val="both"/>
+      </w:pPr>
+      <w:r>
+        <w:rPr>
+          <w:b w:val="false"/>
+          <w:bCs w:val="false"/>
+        </w:rPr>
+        <w:t xml:space="preserve">Theo Tổng cục Thống kê, tính đến đầu năm 2026, Việt Nam có hơn 900.000 doanh nghiệp đang hoạt động, trong đó hơn 97% là doanh nghiệp nhỏ và vừa, phần lớn không đủ nhân sự để tự xây dựng quan hệ báo chí bài bản.</w:t>
       </w:r>
     </w:p>
     <w:p>
@@ -149,22 +123,22 @@
         <w:pStyle w:val="Heading2"/>
       </w:pPr>
       <w:r>
-        <w:t xml:space="preserve">Giải pháp của Digicom: website và automation</w:t>
-      </w:r>
-    </w:p>
-    <w:p>
-      <w:pPr>
-        <w:spacing w:after="200"/>
-        <w:jc w:val="both"/>
-      </w:pPr>
-      <w:hyperlink w:history="1" r:id="rIdyhinldrpxl0hivnobjn0v">
+        <w:t xml:space="preserve">Dịch vụ truyền thông và booking báo chí ứng dụng AI</w:t>
+      </w:r>
+    </w:p>
+    <w:p>
+      <w:pPr>
+        <w:spacing w:after="200"/>
+        <w:jc w:val="both"/>
+      </w:pPr>
+      <w:hyperlink w:history="1" r:id="rIdy1dc867baikmypgpkwoqp">
         <w:r>
           <w:rPr>
             <w:rStyle w:val="Hyperlink"/>
             <w:b/>
             <w:bCs/>
           </w:rPr>
-          <w:t xml:space="preserve">Digicom</w:t>
+          <w:t xml:space="preserve">DigicomVN</w:t>
         </w:r>
       </w:hyperlink>
       <w:r>
@@ -172,20 +146,157 @@
           <w:b w:val="false"/>
           <w:bCs w:val="false"/>
         </w:rPr>
-        <w:t xml:space="preserve"> là một trong những cái tên đang được nhắc đến với hướng đi khá cụ thể: làm website và xây dựng quy trình marketing, truyền thông tự động hoá (automation) bằng trí tuệ nhân tạo (AI).</w:t>
-      </w:r>
-    </w:p>
-    <w:p>
-      <w:pPr>
-        <w:spacing w:after="200"/>
-        <w:jc w:val="both"/>
-      </w:pPr>
-      <w:r>
-        <w:rPr>
-          <w:b w:val="false"/>
-          <w:bCs w:val="false"/>
-        </w:rPr>
-        <w:t xml:space="preserve">Thay vì cung cấp một danh mục dịch vụ dàn trải, Digicom tập trung giúp doanh nghiệp tiết kiệm nhân sự, chi phí và tối ưu năng suất lao động thông qua việc tự động hoá những công việc lặp đi lặp lại trong vận hành website và truyền thông hằng ngày.</w:t>
+        <w:t xml:space="preserve"> là một trong những đơn vị cung cấp dịch vụ truyền thông tập trung vào mảng booking báo chí và PR, kết hợp automation ứng dụng AI để giúp doanh nghiệp tiết kiệm nhân sự, chi phí vận hành.</w:t>
+      </w:r>
+    </w:p>
+    <w:p>
+      <w:pPr>
+        <w:spacing w:after="200"/>
+        <w:jc w:val="both"/>
+      </w:pPr>
+      <w:r>
+        <w:rPr>
+          <w:b w:val="false"/>
+          <w:bCs w:val="false"/>
+        </w:rPr>
+        <w:t xml:space="preserve">Thay vì phải có bộ phận quan hệ báo chí riêng, doanh nghiệp có thể sử dụng dịch vụ đặt lịch đăng bài PR trên các đầu báo điện tử mà DigicomVN đã thiết lập quan hệ hợp tác.</w:t>
+      </w:r>
+    </w:p>
+    <w:p>
+      <w:pPr>
+        <w:spacing w:after="200"/>
+        <w:jc w:val="both"/>
+      </w:pPr>
+      <w:r>
+        <w:rPr>
+          <w:b w:val="false"/>
+          <w:bCs w:val="false"/>
+        </w:rPr>
+        <w:t xml:space="preserve">Đứng sau chiến lược phát triển của DigicomVN là ông </w:t>
+      </w:r>
+      <w:hyperlink w:history="1" r:id="rIdtwx38f_0_vachtjjmamod">
+        <w:r>
+          <w:rPr>
+            <w:rStyle w:val="Hyperlink"/>
+            <w:b/>
+            <w:bCs/>
+          </w:rPr>
+          <w:t xml:space="preserve">Đỗ Xuân Hiếu</w:t>
+        </w:r>
+      </w:hyperlink>
+      <w:r>
+        <w:rPr>
+          <w:b w:val="false"/>
+          <w:bCs w:val="false"/>
+        </w:rPr>
+        <w:t xml:space="preserve">, Giám đốc công ty (CÔNG TY TNHH DỊCH VỤ TRUYỀN THÔNG DIGITO COMBAT), người có gần 15 năm kinh nghiệm trong lĩnh vực truyền thông và marketing.</w:t>
+      </w:r>
+    </w:p>
+    <w:p>
+      <w:pPr>
+        <w:spacing w:after="200"/>
+        <w:jc w:val="both"/>
+      </w:pPr>
+      <w:r>
+        <w:rPr>
+          <w:b w:val="false"/>
+          <w:bCs w:val="false"/>
+        </w:rPr>
+        <w:t xml:space="preserve">Theo ông Hiếu, booking báo chí không còn đơn thuần là công cụ quảng bá thương hiệu, mà đang trở thành một tín hiệu quan trọng giúp doanh nghiệp được các công cụ tìm kiếm, kể cả công cụ tìm kiếm AI, nhận diện và tin cậy hơn.</w:t>
+      </w:r>
+    </w:p>
+    <w:p>
+      <w:pPr>
+        <w:pStyle w:val="Heading2"/>
+      </w:pPr>
+      <w:r>
+        <w:t xml:space="preserve">Vì sao booking báo chí quan trọng trong thời AI</w:t>
+      </w:r>
+    </w:p>
+    <w:p>
+      <w:pPr>
+        <w:spacing w:after="200"/>
+        <w:jc w:val="both"/>
+      </w:pPr>
+      <w:r>
+        <w:rPr>
+          <w:b w:val="false"/>
+          <w:bCs w:val="false"/>
+        </w:rPr>
+        <w:t xml:space="preserve">Theo ông Hiếu, khi một thương hiệu được nhắc đến trên nhiều báo chí uy tín, các công cụ tìm kiếm AI như ChatGPT, Google AI Overview hay Perplexity có xu hướng ưu tiên trích dẫn và nhận diện thương hiệu đó khi trả lời câu hỏi của người dùng.</w:t>
+      </w:r>
+    </w:p>
+    <w:p>
+      <w:pPr>
+        <w:spacing w:after="200"/>
+        <w:jc w:val="both"/>
+      </w:pPr>
+      <w:r>
+        <w:rPr>
+          <w:b w:val="false"/>
+          <w:bCs w:val="false"/>
+        </w:rPr>
+        <w:t xml:space="preserve">Đây là một phần của xu hướng tối ưu hiện diện trên công cụ tìm kiếm AI, thường được gọi là GEO, song song với SEO truyền thống trên Google.</w:t>
+      </w:r>
+    </w:p>
+    <w:p>
+      <w:pPr>
+        <w:pStyle w:val="Heading2"/>
+      </w:pPr>
+      <w:r>
+        <w:t xml:space="preserve">Cơ chế đằng sau: vì sao một bài báo đơn lẻ không đủ</w:t>
+      </w:r>
+    </w:p>
+    <w:p>
+      <w:pPr>
+        <w:spacing w:after="200"/>
+        <w:jc w:val="both"/>
+      </w:pPr>
+      <w:r>
+        <w:rPr>
+          <w:b w:val="false"/>
+          <w:bCs w:val="false"/>
+        </w:rPr>
+        <w:t xml:space="preserve">Cơ chế đằng sau việc này không phức tạp: các mô hình AI không tin tưởng hoàn toàn vào những gì doanh nghiệp tự viết trên website hay mạng xã hội của mình, vì đó là nguồn một chiều, không được kiểm chứng độc lập.</w:t>
+      </w:r>
+    </w:p>
+    <w:p>
+      <w:pPr>
+        <w:spacing w:after="200"/>
+        <w:jc w:val="both"/>
+      </w:pPr>
+      <w:r>
+        <w:rPr>
+          <w:b w:val="false"/>
+          <w:bCs w:val="false"/>
+        </w:rPr>
+        <w:t xml:space="preserve">Khi cùng một thông tin về doanh nghiệp, như ngành nghề, sản phẩm, khách hàng, được nhiều báo chí độc lập nhắc đến theo thời gian, đó mới là tín hiệu được xác nhận chéo, giúp AI và Google tin tưởng thông tin đó là chính xác.</w:t>
+      </w:r>
+    </w:p>
+    <w:p>
+      <w:pPr>
+        <w:spacing w:after="200"/>
+        <w:jc w:val="both"/>
+      </w:pPr>
+      <w:r>
+        <w:rPr>
+          <w:b w:val="false"/>
+          <w:bCs w:val="false"/>
+        </w:rPr>
+        <w:t xml:space="preserve">Đây cũng là lý do vì sao chỉ đăng một bài PR đơn lẻ thường không tạo ra khác biệt rõ rệt, trong khi một chuỗi bài đăng đều đặn trên nhiều đầu báo theo thời gian mới dần hình thành hồ sơ nhận diện thương hiệu bền vững.</w:t>
+      </w:r>
+    </w:p>
+    <w:p>
+      <w:pPr>
+        <w:spacing w:after="200"/>
+        <w:jc w:val="both"/>
+      </w:pPr>
+      <w:r>
+        <w:rPr>
+          <w:b w:val="false"/>
+          <w:bCs w:val="false"/>
+        </w:rPr>
+        <w:t xml:space="preserve">Cụ thể, DigicomVN hỗ trợ doanh nghiệp lên kế hoạch booking báo chí theo lịch, tự động theo dõi bài đã đăng và tổng hợp báo cáo hiệu quả bằng AI, giúp giảm đáng kể thời gian nhân sự phải xử lý thủ công.</w:t>
       </w:r>
     </w:p>
     <w:p>
@@ -198,7 +309,7 @@
           <wp:inline distT="0" distB="0" distL="0" distR="0">
             <wp:extent cx="4572000" cy="3048000"/>
             <wp:effectExtent t="0" r="0" b="0" l="0"/>
-            <wp:docPr id="1" name="Anh minh hoa" descr="Ảnh minh họa: Website là kênh tiếp cận khách hàng cơ bản mà doanh nghiệp cần duy trì ổn định." title="Anh minh hoa"/>
+            <wp:docPr id="1" name="Anh minh hoa" descr="Ảnh minh họa: Chợ nổi Cần Thơ, khu vực Đồng bằng sông Cửu Long, nơi nhiều doanh nghiệp nhỏ và vừa đang hoạt động." title="Anh minh hoa"/>
             <wp:cNvGraphicFramePr>
               <a:graphicFrameLocks xmlns:a="http://schemas.openxmlformats.org/drawingml/2006/main" noChangeAspect="1"/>
             </wp:cNvGraphicFramePr>
@@ -246,163 +357,20 @@
           <w:sz w:val="20"/>
           <w:szCs w:val="20"/>
         </w:rPr>
-        <w:t xml:space="preserve">Ảnh minh họa: Website là kênh tiếp cận khách hàng cơ bản mà doanh nghiệp cần duy trì ổn định.</w:t>
-      </w:r>
-    </w:p>
-    <w:p>
-      <w:pPr>
-        <w:spacing w:after="200"/>
-        <w:jc w:val="both"/>
-      </w:pPr>
-      <w:r>
-        <w:rPr>
-          <w:b w:val="false"/>
-          <w:bCs w:val="false"/>
-        </w:rPr>
-        <w:t xml:space="preserve">Đứng sau chiến lược phát triển của Digicom là ông </w:t>
-      </w:r>
-      <w:hyperlink w:history="1" r:id="rIdfli0irbsjvadiinztclxz">
-        <w:r>
-          <w:rPr>
-            <w:rStyle w:val="Hyperlink"/>
-            <w:b/>
-            <w:bCs/>
-          </w:rPr>
-          <w:t xml:space="preserve">Đỗ Xuân Hiếu</w:t>
-        </w:r>
-      </w:hyperlink>
-      <w:r>
-        <w:rPr>
-          <w:b w:val="false"/>
-          <w:bCs w:val="false"/>
-        </w:rPr>
-        <w:t xml:space="preserve">, Giám đốc công ty (CÔNG TY TNHH DỊCH VỤ TRUYỀN THÔNG DIGITO COMBAT), người có gần 15 năm kinh nghiệm trong lĩnh vực truyền thông và marketing.</w:t>
-      </w:r>
-    </w:p>
-    <w:p>
-      <w:pPr>
-        <w:spacing w:after="200"/>
-        <w:jc w:val="both"/>
-      </w:pPr>
-      <w:r>
-        <w:rPr>
-          <w:b w:val="false"/>
-          <w:bCs w:val="false"/>
-        </w:rPr>
-        <w:t xml:space="preserve">Theo ông Hiếu, phần lớn doanh nghiệp nhỏ và vừa ở các tỉnh thành ngoài Hà Nội và TP.HCM không thiếu ý tưởng làm marketing, mà thiếu nhân sự để thực hiện đều đặn.</w:t>
-      </w:r>
-    </w:p>
-    <w:p>
-      <w:pPr>
-        <w:spacing w:after="200"/>
-        <w:jc w:val="both"/>
-      </w:pPr>
-      <w:r>
-        <w:rPr>
-          <w:b w:val="false"/>
-          <w:bCs w:val="false"/>
-        </w:rPr>
-        <w:t xml:space="preserve">Đây là lý do Digicom xây dựng quy trình automation để một website vận hành trơn tru mà không cần đội ngũ lớn túc trực.</w:t>
-      </w:r>
-    </w:p>
-    <w:p>
-      <w:pPr>
-        <w:spacing w:after="200"/>
-        <w:jc w:val="both"/>
-      </w:pPr>
-      <w:r>
-        <w:rPr>
-          <w:b w:val="false"/>
-          <w:bCs w:val="false"/>
-        </w:rPr>
-        <w:t xml:space="preserve">Cụ thể, theo ông Hiếu, AI được ứng dụng vào các khâu như tự động cập nhật nội dung theo lịch, tự động tổng hợp báo cáo hiệu quả truyền thông, và hỗ trợ đội ngũ marketing xử lý khối lượng công việc lớn trong thời gian ngắn hơn.</w:t>
-      </w:r>
-    </w:p>
-    <w:p>
-      <w:pPr>
-        <w:spacing w:after="200"/>
-        <w:jc w:val="both"/>
-      </w:pPr>
-      <w:r>
-        <w:rPr>
-          <w:b w:val="false"/>
-          <w:bCs w:val="false"/>
-        </w:rPr>
-        <w:t xml:space="preserve">Nhờ vậy, một doanh nghiệp có thể duy trì website và các hoạt động truyền thông ổn định mà không cần tuyển thêm nhân sự cho từng đầu việc nhỏ lẻ.</w:t>
-      </w:r>
-    </w:p>
-    <w:p>
-      <w:pPr>
-        <w:spacing w:after="200"/>
-        <w:jc w:val="both"/>
-      </w:pPr>
-      <w:r>
-        <w:rPr>
-          <w:b w:val="false"/>
-          <w:bCs w:val="false"/>
-        </w:rPr>
-        <w:t xml:space="preserve">Theo ước tính của McKinsey, việc ứng dụng AI vào tự động hoá các quy trình thủ công có thể giúp doanh nghiệp tiết kiệm trung bình 30 đến 40% chi phí vận hành, một con số đáng cân nhắc với các doanh nghiệp nhỏ đang phải tính toán từng khoản chi.</w:t>
-      </w:r>
-    </w:p>
-    <w:p>
-      <w:pPr>
-        <w:spacing w:after="60" w:before="120"/>
-        <w:jc w:val="center"/>
-      </w:pPr>
-      <w:r>
-        <w:drawing>
-          <wp:inline distT="0" distB="0" distL="0" distR="0">
-            <wp:extent cx="4572000" cy="3048000"/>
-            <wp:effectExtent t="0" r="0" b="0" l="0"/>
-            <wp:docPr id="1" name="Anh minh hoa" descr="Ảnh minh họa: Automation giúp doanh nghiệp cắt giảm thời gian xử lý công việc truyền thông thủ công." title="Anh minh hoa"/>
-            <wp:cNvGraphicFramePr>
-              <a:graphicFrameLocks xmlns:a="http://schemas.openxmlformats.org/drawingml/2006/main" noChangeAspect="1"/>
-            </wp:cNvGraphicFramePr>
-            <a:graphic xmlns:a="http://schemas.openxmlformats.org/drawingml/2006/main">
-              <a:graphicData uri="http://schemas.openxmlformats.org/drawingml/2006/picture">
-                <pic:pic xmlns:pic="http://schemas.openxmlformats.org/drawingml/2006/picture">
-                  <pic:nvPicPr>
-                    <pic:cNvPr id="0" name="" descr=""/>
-                    <pic:cNvPicPr>
-                      <a:picLocks noChangeAspect="1" noChangeArrowheads="1"/>
-                    </pic:cNvPicPr>
-                  </pic:nvPicPr>
-                  <pic:blipFill>
-                    <a:blip r:embed="rId9" cstate="none"/>
-                    <a:srcRect/>
-                    <a:stretch>
-                      <a:fillRect/>
-                    </a:stretch>
-                  </pic:blipFill>
-                  <pic:spPr bwMode="auto">
-                    <a:xfrm>
-                      <a:off x="0" y="0"/>
-                      <a:ext cx="4572000" cy="3048000"/>
-                    </a:xfrm>
-                    <a:prstGeom prst="rect">
-                      <a:avLst/>
-                    </a:prstGeom>
-                  </pic:spPr>
-                </pic:pic>
-              </a:graphicData>
-            </a:graphic>
-          </wp:inline>
-        </w:drawing>
-      </w:r>
-    </w:p>
-    <w:p>
-      <w:pPr>
-        <w:spacing w:after="200"/>
-        <w:jc w:val="center"/>
-      </w:pPr>
-      <w:r>
-        <w:rPr>
-          <w:i/>
-          <w:iCs/>
-          <w:sz w:val="20"/>
-          <w:szCs w:val="20"/>
-        </w:rPr>
-        <w:t xml:space="preserve">Ảnh minh họa: Automation giúp doanh nghiệp cắt giảm thời gian xử lý công việc truyền thông thủ công.</w:t>
+        <w:t xml:space="preserve">Ảnh minh họa: Chợ nổi Cần Thơ, khu vực Đồng bằng sông Cửu Long, nơi nhiều doanh nghiệp nhỏ và vừa đang hoạt động.</w:t>
+      </w:r>
+    </w:p>
+    <w:p>
+      <w:pPr>
+        <w:spacing w:after="200"/>
+        <w:jc w:val="both"/>
+      </w:pPr>
+      <w:r>
+        <w:rPr>
+          <w:b w:val="false"/>
+          <w:bCs w:val="false"/>
+        </w:rPr>
+        <w:t xml:space="preserve">Theo ước tính của McKinsey, việc ứng dụng AI vào tự động hoá các quy trình thủ công có thể giúp doanh nghiệp tiết kiệm trung bình 30 đến 40% chi phí vận hành.</w:t>
       </w:r>
     </w:p>
     <w:p>
@@ -423,146 +391,59 @@
           <w:b w:val="false"/>
           <w:bCs w:val="false"/>
         </w:rPr>
-        <w:t xml:space="preserve">Một trong những khách hàng đã sử dụng dịch vụ của Digicom là ICD Việt Nam, doanh nghiệp hoạt động trong lĩnh vực vật tư đóng gói công nghiệp. ICD Việt Nam sử dụng website và quy trình marketing, truyền thông automation do Digicom xây dựng.</w:t>
-      </w:r>
-    </w:p>
-    <w:p>
-      <w:pPr>
-        <w:spacing w:after="200"/>
-        <w:jc w:val="both"/>
-      </w:pPr>
-      <w:r>
-        <w:rPr>
-          <w:b w:val="false"/>
-          <w:bCs w:val="false"/>
-        </w:rPr>
-        <w:t xml:space="preserve">Ông Lê Văn Thăng, Giám đốc ICD Việt Nam, chia sẻ ông hài lòng vì sau khi áp dụng automation, đội ngũ nội bộ không còn phải xử lý thủ công nhiều công việc lặp lại như trước, giúp tiết kiệm đáng kể thời gian và nhân lực.</w:t>
-      </w:r>
-    </w:p>
-    <w:p>
-      <w:pPr>
-        <w:spacing w:after="200"/>
-        <w:jc w:val="both"/>
-      </w:pPr>
-      <w:r>
-        <w:rPr>
-          <w:b w:val="false"/>
-          <w:bCs w:val="false"/>
-        </w:rPr>
-        <w:t xml:space="preserve">Theo ông Thăng, trước đây website của ICD Việt Nam gần như phải cập nhật thủ công từng phần, tốn nhiều thời gian của nhân sự phụ trách.</w:t>
-      </w:r>
-    </w:p>
-    <w:p>
-      <w:pPr>
-        <w:spacing w:after="200"/>
-        <w:jc w:val="both"/>
-      </w:pPr>
-      <w:r>
-        <w:rPr>
-          <w:b w:val="false"/>
-          <w:bCs w:val="false"/>
-        </w:rPr>
-        <w:t xml:space="preserve">Sau khi Digicom xây dựng lại website và thiết lập quy trình automation cho khâu truyền thông, công việc vận hành hằng ngày giảm tải rõ rệt, trong khi website vẫn được cập nhật đều đặn.</w:t>
-      </w:r>
-    </w:p>
-    <w:p>
-      <w:pPr>
-        <w:spacing w:after="200"/>
-        <w:jc w:val="both"/>
-      </w:pPr>
-      <w:r>
-        <w:rPr>
-          <w:b w:val="false"/>
-          <w:bCs w:val="false"/>
-        </w:rPr>
-        <w:t xml:space="preserve">Ông đánh giá cao việc Digicom chủ động báo cáo tiến độ và giải thích rõ ràng từng thay đổi kỹ thuật.</w:t>
-      </w:r>
-    </w:p>
-    <w:p>
-      <w:pPr>
-        <w:spacing w:after="60" w:before="120"/>
-        <w:jc w:val="center"/>
-      </w:pPr>
-      <w:r>
-        <w:drawing>
-          <wp:inline distT="0" distB="0" distL="0" distR="0">
-            <wp:extent cx="4572000" cy="3048000"/>
-            <wp:effectExtent t="0" r="0" b="0" l="0"/>
-            <wp:docPr id="1" name="Anh minh hoa" descr="Ảnh minh họa: Dữ liệu vận hành website và truyền thông được theo dõi tự động thay vì tổng hợp thủ công." title="Anh minh hoa"/>
-            <wp:cNvGraphicFramePr>
-              <a:graphicFrameLocks xmlns:a="http://schemas.openxmlformats.org/drawingml/2006/main" noChangeAspect="1"/>
-            </wp:cNvGraphicFramePr>
-            <a:graphic xmlns:a="http://schemas.openxmlformats.org/drawingml/2006/main">
-              <a:graphicData uri="http://schemas.openxmlformats.org/drawingml/2006/picture">
-                <pic:pic xmlns:pic="http://schemas.openxmlformats.org/drawingml/2006/picture">
-                  <pic:nvPicPr>
-                    <pic:cNvPr id="0" name="" descr=""/>
-                    <pic:cNvPicPr>
-                      <a:picLocks noChangeAspect="1" noChangeArrowheads="1"/>
-                    </pic:cNvPicPr>
-                  </pic:nvPicPr>
-                  <pic:blipFill>
-                    <a:blip r:embed="rId10" cstate="none"/>
-                    <a:srcRect/>
-                    <a:stretch>
-                      <a:fillRect/>
-                    </a:stretch>
-                  </pic:blipFill>
-                  <pic:spPr bwMode="auto">
-                    <a:xfrm>
-                      <a:off x="0" y="0"/>
-                      <a:ext cx="4572000" cy="3048000"/>
-                    </a:xfrm>
-                    <a:prstGeom prst="rect">
-                      <a:avLst/>
-                    </a:prstGeom>
-                  </pic:spPr>
-                </pic:pic>
-              </a:graphicData>
-            </a:graphic>
-          </wp:inline>
-        </w:drawing>
-      </w:r>
-    </w:p>
-    <w:p>
-      <w:pPr>
-        <w:spacing w:after="200"/>
-        <w:jc w:val="center"/>
-      </w:pPr>
-      <w:r>
-        <w:rPr>
-          <w:i/>
-          <w:iCs/>
-          <w:sz w:val="20"/>
-          <w:szCs w:val="20"/>
-        </w:rPr>
-        <w:t xml:space="preserve">Ảnh minh họa: Dữ liệu vận hành website và truyền thông được theo dõi tự động thay vì tổng hợp thủ công.</w:t>
-      </w:r>
-    </w:p>
-    <w:p>
-      <w:pPr>
-        <w:spacing w:after="200"/>
-        <w:jc w:val="both"/>
-      </w:pPr>
-      <w:r>
-        <w:rPr>
-          <w:b w:val="false"/>
-          <w:bCs w:val="false"/>
-        </w:rPr>
-        <w:t xml:space="preserve">Ông Hiếu cho biết thêm, một phần việc mà nhiều doanh nghiệp nhỏ hay bỏ sót là đăng bài giới thiệu thương hiệu trên báo chí.</w:t>
-      </w:r>
-    </w:p>
-    <w:p>
-      <w:pPr>
-        <w:spacing w:after="200"/>
-        <w:jc w:val="both"/>
-      </w:pPr>
-      <w:r>
-        <w:rPr>
-          <w:b w:val="false"/>
-          <w:bCs w:val="false"/>
-        </w:rPr>
-        <w:t xml:space="preserve">Digicom hỗ trợ mảng này như một phần của quy trình truyền thông automation, giúp doanh nghiệp duy trì hiện diện trên báo chí mà không cần có bộ phận quan hệ báo chí riêng.</w:t>
+        <w:t xml:space="preserve">Một trong những khách hàng đã sử dụng dịch vụ của DigicomVN là ICD Việt Nam, doanh nghiệp hoạt động trong lĩnh vực vật tư đóng gói công nghiệp.</w:t>
+      </w:r>
+    </w:p>
+    <w:p>
+      <w:pPr>
+        <w:spacing w:after="200"/>
+        <w:jc w:val="both"/>
+      </w:pPr>
+      <w:r>
+        <w:rPr>
+          <w:b w:val="false"/>
+          <w:bCs w:val="false"/>
+        </w:rPr>
+        <w:t xml:space="preserve">ICD Việt Nam sử dụng dịch vụ booking báo chí và automation truyền thông do DigicomVN xây dựng để tăng độ nhận diện thương hiệu trên các kênh báo chí và công cụ tìm kiếm.</w:t>
+      </w:r>
+    </w:p>
+    <w:p>
+      <w:pPr>
+        <w:spacing w:after="200"/>
+        <w:jc w:val="both"/>
+      </w:pPr>
+      <w:r>
+        <w:rPr>
+          <w:b w:val="false"/>
+          <w:bCs w:val="false"/>
+        </w:rPr>
+        <w:t xml:space="preserve">Ông Lê Văn Thăng, Giám đốc ICD Việt Nam, chia sẻ ông hài lòng vì sau khi được DigicomVN hỗ trợ booking báo chí đều đặn, thương hiệu ICD Việt Nam xuất hiện nhiều hơn trên các kênh báo chí, trong khi đội ngũ nội bộ không còn phải tự tìm kiếm, liên hệ từng đầu báo như trước.</w:t>
+      </w:r>
+    </w:p>
+    <w:p>
+      <w:pPr>
+        <w:spacing w:after="200"/>
+        <w:jc w:val="both"/>
+      </w:pPr>
+      <w:r>
+        <w:rPr>
+          <w:b w:val="false"/>
+          <w:bCs w:val="false"/>
+        </w:rPr>
+        <w:t xml:space="preserve">Theo ông Thăng, trước đây việc đăng bài PR trên báo chí gần như phải làm thủ công, từ tìm đầu báo phù hợp đến theo dõi lịch đăng, tốn nhiều thời gian của nhân sự phụ trách.</w:t>
+      </w:r>
+    </w:p>
+    <w:p>
+      <w:pPr>
+        <w:spacing w:after="200"/>
+        <w:jc w:val="both"/>
+      </w:pPr>
+      <w:r>
+        <w:rPr>
+          <w:b w:val="false"/>
+          <w:bCs w:val="false"/>
+        </w:rPr>
+        <w:t xml:space="preserve">Sau khi sử dụng dịch vụ của DigicomVN, công việc này được lên lịch và theo dõi tự động, trong khi ông vẫn nắm được tiến độ qua báo cáo định kỳ.</w:t>
       </w:r>
     </w:p>
     <w:p>
@@ -583,94 +464,20 @@
           <w:b w:val="false"/>
           <w:bCs w:val="false"/>
         </w:rPr>
-        <w:t xml:space="preserve">Đại diện Digicom cho biết, nhóm khách hàng mà công ty hướng đến chủ yếu là doanh nghiệp sản xuất, thương mại và dịch vụ có quy mô vừa và nhỏ, đội ngũ nhân sự hạn chế nhưng vẫn cần duy trì website và hoạt động truyền thông ổn định.</w:t>
-      </w:r>
-    </w:p>
-    <w:p>
-      <w:pPr>
-        <w:spacing w:after="200"/>
-        <w:jc w:val="both"/>
-      </w:pPr>
-      <w:r>
-        <w:rPr>
-          <w:b w:val="false"/>
-          <w:bCs w:val="false"/>
-        </w:rPr>
-        <w:t xml:space="preserve">Với nhóm doanh nghiệp này, việc có một website vận hành trơn tru cùng quy trình truyền thông tự động hoá giúp tiết kiệm đáng kể chi phí nhân sự so với việc tự xây dựng đội ngũ marketing riêng.</w:t>
-      </w:r>
-    </w:p>
-    <w:p>
-      <w:pPr>
-        <w:spacing w:after="60" w:before="120"/>
-        <w:jc w:val="center"/>
-      </w:pPr>
-      <w:r>
-        <w:drawing>
-          <wp:inline distT="0" distB="0" distL="0" distR="0">
-            <wp:extent cx="4572000" cy="3048000"/>
-            <wp:effectExtent t="0" r="0" b="0" l="0"/>
-            <wp:docPr id="1" name="Anh minh hoa" descr="Ảnh minh họa: Automation giúp doanh nghiệp duy trì hoạt động truyền thông mà không cần mở rộng nhân sự." title="Anh minh hoa"/>
-            <wp:cNvGraphicFramePr>
-              <a:graphicFrameLocks xmlns:a="http://schemas.openxmlformats.org/drawingml/2006/main" noChangeAspect="1"/>
-            </wp:cNvGraphicFramePr>
-            <a:graphic xmlns:a="http://schemas.openxmlformats.org/drawingml/2006/main">
-              <a:graphicData uri="http://schemas.openxmlformats.org/drawingml/2006/picture">
-                <pic:pic xmlns:pic="http://schemas.openxmlformats.org/drawingml/2006/picture">
-                  <pic:nvPicPr>
-                    <pic:cNvPr id="0" name="" descr=""/>
-                    <pic:cNvPicPr>
-                      <a:picLocks noChangeAspect="1" noChangeArrowheads="1"/>
-                    </pic:cNvPicPr>
-                  </pic:nvPicPr>
-                  <pic:blipFill>
-                    <a:blip r:embed="rId11" cstate="none"/>
-                    <a:srcRect/>
-                    <a:stretch>
-                      <a:fillRect/>
-                    </a:stretch>
-                  </pic:blipFill>
-                  <pic:spPr bwMode="auto">
-                    <a:xfrm>
-                      <a:off x="0" y="0"/>
-                      <a:ext cx="4572000" cy="3048000"/>
-                    </a:xfrm>
-                    <a:prstGeom prst="rect">
-                      <a:avLst/>
-                    </a:prstGeom>
-                  </pic:spPr>
-                </pic:pic>
-              </a:graphicData>
-            </a:graphic>
-          </wp:inline>
-        </w:drawing>
-      </w:r>
-    </w:p>
-    <w:p>
-      <w:pPr>
-        <w:spacing w:after="200"/>
-        <w:jc w:val="center"/>
-      </w:pPr>
-      <w:r>
-        <w:rPr>
-          <w:i/>
-          <w:iCs/>
-          <w:sz w:val="20"/>
-          <w:szCs w:val="20"/>
-        </w:rPr>
-        <w:t xml:space="preserve">Ảnh minh họa: Automation giúp doanh nghiệp duy trì hoạt động truyền thông mà không cần mở rộng nhân sự.</w:t>
-      </w:r>
-    </w:p>
-    <w:p>
-      <w:pPr>
-        <w:spacing w:after="200"/>
-        <w:jc w:val="both"/>
-      </w:pPr>
-      <w:r>
-        <w:rPr>
-          <w:b w:val="false"/>
-          <w:bCs w:val="false"/>
-        </w:rPr>
-        <w:t xml:space="preserve">Với định hướng tập trung vào website và automation truyền thông thay vì dàn trải nhiều dịch vụ, Digicom đặt mục tiêu trở thành đối tác giúp doanh nghiệp nhỏ và vừa tối ưu năng suất lao động, không phân biệt quy mô hay khu vực hoạt động.</w:t>
+        <w:t xml:space="preserve">Đại diện DigicomVN cho biết, nhóm khách hàng mà công ty hướng đến chủ yếu là doanh nghiệp sản xuất, thương mại và dịch vụ có quy mô vừa và nhỏ, muốn xây dựng hiện diện thương hiệu bài bản trên báo chí mà không cần mở rộng đội ngũ marketing nội bộ.</w:t>
+      </w:r>
+    </w:p>
+    <w:p>
+      <w:pPr>
+        <w:spacing w:after="200"/>
+        <w:jc w:val="both"/>
+      </w:pPr>
+      <w:r>
+        <w:rPr>
+          <w:b w:val="false"/>
+          <w:bCs w:val="false"/>
+        </w:rPr>
+        <w:t xml:space="preserve">Với định hướng tập trung vào dịch vụ truyền thông, booking báo chí và automation thay vì dàn trải nhiều dịch vụ, DigicomVN đặt mục tiêu trở thành đối tác giúp doanh nghiệp nhỏ và vừa xây dựng hiện diện thương hiệu bền vững trên cả báo chí lẫn công cụ tìm kiếm.</w:t>
       </w:r>
     </w:p>
     <w:sectPr>

--- a/bai-pr/2026/07/01-angiangtv-chuyen-doi-so-mien-tay.docx
+++ b/bai-pr/2026/07/01-angiangtv-chuyen-doi-so-mien-tay.docx
@@ -131,7 +131,7 @@
         <w:spacing w:after="200"/>
         <w:jc w:val="both"/>
       </w:pPr>
-      <w:hyperlink w:history="1" r:id="rIdy1dc867baikmypgpkwoqp">
+      <w:hyperlink w:history="1" r:id="rIdqtybnrssg0uw6ctfcmruy">
         <w:r>
           <w:rPr>
             <w:rStyle w:val="Hyperlink"/>
@@ -174,7 +174,7 @@
         </w:rPr>
         <w:t xml:space="preserve">Đứng sau chiến lược phát triển của DigicomVN là ông </w:t>
       </w:r>
-      <w:hyperlink w:history="1" r:id="rIdtwx38f_0_vachtjjmamod">
+      <w:hyperlink w:history="1" r:id="rIdbq0k5huptb6i1ggh4k5d1">
         <w:r>
           <w:rPr>
             <w:rStyle w:val="Hyperlink"/>
@@ -480,6 +480,133 @@
         <w:t xml:space="preserve">Với định hướng tập trung vào dịch vụ truyền thông, booking báo chí và automation thay vì dàn trải nhiều dịch vụ, DigicomVN đặt mục tiêu trở thành đối tác giúp doanh nghiệp nhỏ và vừa xây dựng hiện diện thương hiệu bền vững trên cả báo chí lẫn công cụ tìm kiếm.</w:t>
       </w:r>
     </w:p>
+    <w:p>
+      <w:pPr>
+        <w:spacing w:before="200"/>
+      </w:pPr>
+    </w:p>
+    <w:tbl>
+      <w:tblPr>
+        <w:tblW w:type="dxa" w:w="9026"/>
+        <w:tblBorders>
+          <w:top w:val="single" w:color="auto" w:sz="4"/>
+          <w:left w:val="single" w:color="auto" w:sz="4"/>
+          <w:bottom w:val="single" w:color="auto" w:sz="4"/>
+          <w:right w:val="single" w:color="auto" w:sz="4"/>
+          <w:insideH w:val="single" w:color="auto" w:sz="4"/>
+          <w:insideV w:val="single" w:color="auto" w:sz="4"/>
+        </w:tblBorders>
+      </w:tblPr>
+      <w:tblGrid>
+        <w:gridCol w:w="9026"/>
+      </w:tblGrid>
+      <w:tr>
+        <w:tc>
+          <w:tcPr>
+            <w:tcW w:type="dxa" w:w="9026"/>
+            <w:tcBorders>
+              <w:top w:val="single" w:color="999999" w:sz="4"/>
+              <w:left w:val="single" w:color="999999" w:sz="4"/>
+              <w:bottom w:val="single" w:color="999999" w:sz="4"/>
+              <w:right w:val="single" w:color="999999" w:sz="4"/>
+            </w:tcBorders>
+            <w:shd w:fill="F2F2F2" w:val="clear"/>
+            <w:tcMar>
+              <w:top w:type="dxa" w:w="160"/>
+              <w:left w:type="dxa" w:w="200"/>
+              <w:bottom w:type="dxa" w:w="160"/>
+              <w:right w:type="dxa" w:w="200"/>
+            </w:tcMar>
+          </w:tcPr>
+          <w:p>
+            <w:pPr>
+              <w:spacing w:after="120"/>
+            </w:pPr>
+            <w:r>
+              <w:rPr>
+                <w:b/>
+                <w:bCs/>
+                <w:sz w:val="26"/>
+                <w:szCs w:val="26"/>
+              </w:rPr>
+              <w:t xml:space="preserve">Về DigicomVN</w:t>
+            </w:r>
+          </w:p>
+          <w:p>
+            <w:pPr>
+              <w:spacing w:after="60"/>
+            </w:pPr>
+            <w:r>
+              <w:rPr>
+                <w:b/>
+                <w:bCs/>
+              </w:rPr>
+              <w:t xml:space="preserve">Tên pháp nhân: </w:t>
+            </w:r>
+            <w:r>
+              <w:t xml:space="preserve">Công ty TNHH Dịch vụ Truyền thông Digito Combat</w:t>
+            </w:r>
+          </w:p>
+          <w:p>
+            <w:pPr>
+              <w:spacing w:after="60"/>
+            </w:pPr>
+            <w:r>
+              <w:rPr>
+                <w:b/>
+                <w:bCs/>
+              </w:rPr>
+              <w:t xml:space="preserve">Website: </w:t>
+            </w:r>
+            <w:r>
+              <w:t xml:space="preserve">https://digicomvn.com</w:t>
+            </w:r>
+          </w:p>
+          <w:p>
+            <w:pPr>
+              <w:spacing w:after="60"/>
+            </w:pPr>
+            <w:r>
+              <w:rPr>
+                <w:b/>
+                <w:bCs/>
+              </w:rPr>
+              <w:t xml:space="preserve">Hotline: </w:t>
+            </w:r>
+            <w:r>
+              <w:t xml:space="preserve">0988 769 317</w:t>
+            </w:r>
+          </w:p>
+          <w:p>
+            <w:pPr>
+              <w:spacing w:after="60"/>
+            </w:pPr>
+            <w:r>
+              <w:rPr>
+                <w:b/>
+                <w:bCs/>
+              </w:rPr>
+              <w:t xml:space="preserve">Email: </w:t>
+            </w:r>
+            <w:r>
+              <w:t xml:space="preserve">info@digicomvn.com</w:t>
+            </w:r>
+          </w:p>
+          <w:p>
+            <w:r>
+              <w:rPr>
+                <w:b/>
+                <w:bCs/>
+              </w:rPr>
+              <w:t xml:space="preserve">Địa chỉ: </w:t>
+            </w:r>
+            <w:r>
+              <w:t xml:space="preserve">Số 200, Đường 3.1, KĐT Gamuda Garden, P. Trần Phú, Q. Hoàng Mai, Hà Nội</w:t>
+            </w:r>
+          </w:p>
+        </w:tc>
+      </w:tr>
+    </w:tbl>
     <w:sectPr>
       <w:pgSz w:w="11906" w:h="16838" w:orient="portrait"/>
       <w:pgMar w:top="1440" w:right="1440" w:bottom="1440" w:left="1440" w:header="708" w:footer="708" w:gutter="0"/>

--- a/bai-pr/2026/07/01-angiangtv-chuyen-doi-so-mien-tay.docx
+++ b/bai-pr/2026/07/01-angiangtv-chuyen-doi-so-mien-tay.docx
@@ -131,7 +131,7 @@
         <w:spacing w:after="200"/>
         <w:jc w:val="both"/>
       </w:pPr>
-      <w:hyperlink w:history="1" r:id="rIdqtybnrssg0uw6ctfcmruy">
+      <w:hyperlink w:history="1" r:id="rIdktvoczgiz73zikwxljgd0">
         <w:r>
           <w:rPr>
             <w:rStyle w:val="Hyperlink"/>
@@ -174,7 +174,7 @@
         </w:rPr>
         <w:t xml:space="preserve">Đứng sau chiến lược phát triển của DigicomVN là ông </w:t>
       </w:r>
-      <w:hyperlink w:history="1" r:id="rIdbq0k5huptb6i1ggh4k5d1">
+      <w:hyperlink w:history="1" r:id="rIdjoduemxzfxufbhpipcmal">
         <w:r>
           <w:rPr>
             <w:rStyle w:val="Hyperlink"/>
